--- a/knowledge-base/projects.docx
+++ b/knowledge-base/projects.docx
@@ -285,6 +285,15 @@
         <w:br/>
         <w:t>.NET Core, Azure Functions, Service Bus, APIM, Key Vault, Application Insights</w:t>
       </w:r>
+      <w:r>
+        <w:rPr>
+          <w:b/>
+          <w:bCs/>
+          <w:sz w:val="20"/>
+          <w:szCs w:val="20"/>
+        </w:rPr>
+        <w:t xml:space="preserve"> etc.</w:t>
+      </w:r>
     </w:p>
     <w:p>
       <w:pPr>
@@ -304,7 +313,7 @@
           <w:szCs w:val="20"/>
         </w:rPr>
         <w:pict w14:anchorId="45A84304">
-          <v:rect id="_x0000_i1067" style="width:0;height:1.5pt" o:hralign="center" o:hrstd="t" o:hr="t" fillcolor="#a0a0a0" stroked="f"/>
+          <v:rect id="_x0000_i1025" style="width:0;height:1.5pt" o:hralign="center" o:hrstd="t" o:hr="t" fillcolor="#a0a0a0" stroked="f"/>
         </w:pict>
       </w:r>
     </w:p>
@@ -545,7 +554,33 @@
           <w:szCs w:val="20"/>
         </w:rPr>
         <w:br/>
-        <w:t>.NET 8, Minimal APIs, Azure Functions, Service Bus, Event Hub, Jenkins</w:t>
+      </w:r>
+      <w:r>
+        <w:rPr>
+          <w:b/>
+          <w:bCs/>
+          <w:sz w:val="20"/>
+          <w:szCs w:val="20"/>
+        </w:rPr>
+        <w:t xml:space="preserve">C#, </w:t>
+      </w:r>
+      <w:r>
+        <w:rPr>
+          <w:b/>
+          <w:bCs/>
+          <w:sz w:val="20"/>
+          <w:szCs w:val="20"/>
+        </w:rPr>
+        <w:t>.NET 8, Azure Functions, Service Bus, Event Hub</w:t>
+      </w:r>
+      <w:r>
+        <w:rPr>
+          <w:b/>
+          <w:bCs/>
+          <w:sz w:val="20"/>
+          <w:szCs w:val="20"/>
+        </w:rPr>
+        <w:t>, Key Vault etc.</w:t>
       </w:r>
     </w:p>
     <w:p>
@@ -566,7 +601,7 @@
           <w:szCs w:val="20"/>
         </w:rPr>
         <w:pict w14:anchorId="631FCD4A">
-          <v:rect id="_x0000_i1068" style="width:0;height:1.5pt" o:hralign="center" o:hrstd="t" o:hr="t" fillcolor="#a0a0a0" stroked="f"/>
+          <v:rect id="_x0000_i1026" style="width:0;height:1.5pt" o:hralign="center" o:hrstd="t" o:hr="t" fillcolor="#a0a0a0" stroked="f"/>
         </w:pict>
       </w:r>
     </w:p>
@@ -587,27 +622,45 @@
           <w:sz w:val="20"/>
           <w:szCs w:val="20"/>
         </w:rPr>
-        <w:t>CVS Pharmacy (Healthcare Domain)</w:t>
-      </w:r>
-    </w:p>
-    <w:p>
-      <w:pPr>
-        <w:spacing w:after="0"/>
-        <w:rPr>
-          <w:b/>
-          <w:bCs/>
-          <w:sz w:val="20"/>
-          <w:szCs w:val="20"/>
-        </w:rPr>
-      </w:pPr>
-      <w:r>
-        <w:rPr>
-          <w:b/>
-          <w:bCs/>
-          <w:sz w:val="20"/>
-          <w:szCs w:val="20"/>
-        </w:rPr>
-        <w:t>Organization: Infosys</w:t>
+        <w:t>CVS (Healthcare Domain)</w:t>
+      </w:r>
+    </w:p>
+    <w:p>
+      <w:pPr>
+        <w:spacing w:after="0"/>
+        <w:rPr>
+          <w:b/>
+          <w:bCs/>
+          <w:sz w:val="20"/>
+          <w:szCs w:val="20"/>
+        </w:rPr>
+      </w:pPr>
+      <w:r>
+        <w:rPr>
+          <w:b/>
+          <w:bCs/>
+          <w:sz w:val="20"/>
+          <w:szCs w:val="20"/>
+        </w:rPr>
+        <w:t xml:space="preserve">Organization: </w:t>
+      </w:r>
+      <w:r>
+        <w:rPr>
+          <w:b/>
+          <w:bCs/>
+          <w:sz w:val="20"/>
+          <w:szCs w:val="20"/>
+        </w:rPr>
+        <w:t>TCS</w:t>
+      </w:r>
+      <w:r>
+        <w:rPr>
+          <w:b/>
+          <w:bCs/>
+          <w:sz w:val="20"/>
+          <w:szCs w:val="20"/>
+        </w:rPr>
+        <w:tab/>
       </w:r>
     </w:p>
     <w:p>
@@ -662,9 +715,29 @@
     </w:p>
     <w:p>
       <w:pPr>
+        <w:spacing w:after="0"/>
+        <w:rPr>
+          <w:b/>
+          <w:bCs/>
+          <w:sz w:val="20"/>
+          <w:szCs w:val="20"/>
+        </w:rPr>
+      </w:pPr>
+      <w:r>
+        <w:rPr>
+          <w:b/>
+          <w:bCs/>
+          <w:sz w:val="20"/>
+          <w:szCs w:val="20"/>
+        </w:rPr>
+        <w:t>I contributed to enterprise healthcare applications supporting pharmacy operations. I worked with:</w:t>
+      </w:r>
+    </w:p>
+    <w:p>
+      <w:pPr>
         <w:numPr>
           <w:ilvl w:val="0"/>
-          <w:numId w:val="9"/>
+          <w:numId w:val="10"/>
         </w:numPr>
         <w:spacing w:after="0"/>
         <w:rPr>
@@ -681,14 +754,14 @@
           <w:sz w:val="20"/>
           <w:szCs w:val="20"/>
         </w:rPr>
-        <w:t xml:space="preserve">Developed ASP.NET Core MVC applications. </w:t>
+        <w:t>Google Cloud Platform (GCP)</w:t>
       </w:r>
     </w:p>
     <w:p>
       <w:pPr>
         <w:numPr>
           <w:ilvl w:val="0"/>
-          <w:numId w:val="9"/>
+          <w:numId w:val="10"/>
         </w:numPr>
         <w:spacing w:after="0"/>
         <w:rPr>
@@ -705,14 +778,14 @@
           <w:sz w:val="20"/>
           <w:szCs w:val="20"/>
         </w:rPr>
-        <w:t xml:space="preserve">Database design and maintenance. </w:t>
+        <w:t>Google Cloud Console</w:t>
       </w:r>
     </w:p>
     <w:p>
       <w:pPr>
         <w:numPr>
           <w:ilvl w:val="0"/>
-          <w:numId w:val="9"/>
+          <w:numId w:val="10"/>
         </w:numPr>
         <w:spacing w:after="0"/>
         <w:rPr>
@@ -729,14 +802,14 @@
           <w:sz w:val="20"/>
           <w:szCs w:val="20"/>
         </w:rPr>
-        <w:t xml:space="preserve">Production support and incident management. </w:t>
+        <w:t>Apache Kafka</w:t>
       </w:r>
     </w:p>
     <w:p>
       <w:pPr>
         <w:numPr>
           <w:ilvl w:val="0"/>
-          <w:numId w:val="9"/>
+          <w:numId w:val="10"/>
         </w:numPr>
         <w:spacing w:after="0"/>
         <w:rPr>
@@ -753,8 +826,63 @@
           <w:sz w:val="20"/>
           <w:szCs w:val="20"/>
         </w:rPr>
-        <w:t xml:space="preserve">Client communication and requirement analysis. </w:t>
-      </w:r>
+        <w:t>Control-M</w:t>
+      </w:r>
+    </w:p>
+    <w:p>
+      <w:pPr>
+        <w:numPr>
+          <w:ilvl w:val="0"/>
+          <w:numId w:val="10"/>
+        </w:numPr>
+        <w:spacing w:after="0"/>
+        <w:rPr>
+          <w:b/>
+          <w:bCs/>
+          <w:sz w:val="20"/>
+          <w:szCs w:val="20"/>
+        </w:rPr>
+      </w:pPr>
+      <w:r>
+        <w:rPr>
+          <w:b/>
+          <w:bCs/>
+          <w:sz w:val="20"/>
+          <w:szCs w:val="20"/>
+        </w:rPr>
+        <w:t>Docker</w:t>
+      </w:r>
+    </w:p>
+    <w:p>
+      <w:pPr>
+        <w:spacing w:after="0"/>
+        <w:rPr>
+          <w:b/>
+          <w:bCs/>
+          <w:sz w:val="20"/>
+          <w:szCs w:val="20"/>
+        </w:rPr>
+      </w:pPr>
+      <w:r>
+        <w:rPr>
+          <w:b/>
+          <w:bCs/>
+          <w:sz w:val="20"/>
+          <w:szCs w:val="20"/>
+        </w:rPr>
+        <w:t>These technologies were used for application deployment, and enterprise workload management.</w:t>
+      </w:r>
+    </w:p>
+    <w:p>
+      <w:pPr>
+        <w:spacing w:after="0"/>
+        <w:rPr>
+          <w:b/>
+          <w:bCs/>
+          <w:sz w:val="20"/>
+          <w:szCs w:val="20"/>
+        </w:rPr>
+      </w:pPr>
     </w:p>
     <w:p>
       <w:pPr>
@@ -783,12 +911,412 @@
           <w:szCs w:val="20"/>
         </w:rPr>
         <w:br/>
-        <w:t>ASP.NET Core, MVC, SQL Server, Entity Framework</w:t>
-      </w:r>
-    </w:p>
-    <w:p>
-      <w:pPr>
-        <w:spacing w:after="0"/>
+      </w:r>
+      <w:r>
+        <w:rPr>
+          <w:b/>
+          <w:bCs/>
+          <w:sz w:val="20"/>
+          <w:szCs w:val="20"/>
+        </w:rPr>
+        <w:t>C#, .NET Core, Apache, Docker, GCP</w:t>
+      </w:r>
+    </w:p>
+    <w:p>
+      <w:pPr>
+        <w:spacing w:after="0"/>
+        <w:rPr>
+          <w:b/>
+          <w:bCs/>
+          <w:sz w:val="20"/>
+          <w:szCs w:val="20"/>
+        </w:rPr>
+      </w:pPr>
+      <w:r>
+        <w:rPr>
+          <w:b/>
+          <w:bCs/>
+          <w:sz w:val="20"/>
+          <w:szCs w:val="20"/>
+        </w:rPr>
+        <w:pict w14:anchorId="40E990C3">
+          <v:rect id="_x0000_i1027" style="width:0;height:1.5pt" o:hralign="center" o:hrstd="t" o:hr="t" fillcolor="#a0a0a0" stroked="f"/>
+        </w:pict>
+      </w:r>
+    </w:p>
+    <w:p>
+      <w:pPr>
+        <w:spacing w:after="0"/>
+        <w:rPr>
+          <w:b/>
+          <w:bCs/>
+          <w:sz w:val="20"/>
+          <w:szCs w:val="20"/>
+        </w:rPr>
+      </w:pPr>
+      <w:r>
+        <w:rPr>
+          <w:b/>
+          <w:bCs/>
+          <w:sz w:val="20"/>
+          <w:szCs w:val="20"/>
+        </w:rPr>
+        <w:t>Welsh Water (Energy &amp; Utilities)</w:t>
+      </w:r>
+    </w:p>
+    <w:p>
+      <w:pPr>
+        <w:spacing w:after="0"/>
+        <w:rPr>
+          <w:b/>
+          <w:bCs/>
+          <w:sz w:val="20"/>
+          <w:szCs w:val="20"/>
+        </w:rPr>
+      </w:pPr>
+      <w:r>
+        <w:rPr>
+          <w:b/>
+          <w:bCs/>
+          <w:sz w:val="20"/>
+          <w:szCs w:val="20"/>
+        </w:rPr>
+        <w:t>Organization: Infosys</w:t>
+      </w:r>
+    </w:p>
+    <w:p>
+      <w:pPr>
+        <w:spacing w:after="0"/>
+        <w:rPr>
+          <w:b/>
+          <w:bCs/>
+          <w:sz w:val="20"/>
+          <w:szCs w:val="20"/>
+        </w:rPr>
+      </w:pPr>
+      <w:r>
+        <w:rPr>
+          <w:b/>
+          <w:bCs/>
+          <w:sz w:val="20"/>
+          <w:szCs w:val="20"/>
+        </w:rPr>
+        <w:t>Business Domain: Energy &amp; Utilities</w:t>
+      </w:r>
+    </w:p>
+    <w:p>
+      <w:pPr>
+        <w:spacing w:after="0"/>
+        <w:rPr>
+          <w:b/>
+          <w:bCs/>
+          <w:sz w:val="20"/>
+          <w:szCs w:val="20"/>
+        </w:rPr>
+      </w:pPr>
+      <w:r>
+        <w:rPr>
+          <w:b/>
+          <w:bCs/>
+          <w:sz w:val="20"/>
+          <w:szCs w:val="20"/>
+        </w:rPr>
+        <w:t>Overview</w:t>
+      </w:r>
+    </w:p>
+    <w:p>
+      <w:pPr>
+        <w:spacing w:after="0"/>
+        <w:rPr>
+          <w:b/>
+          <w:bCs/>
+          <w:sz w:val="20"/>
+          <w:szCs w:val="20"/>
+        </w:rPr>
+      </w:pPr>
+      <w:r>
+        <w:rPr>
+          <w:b/>
+          <w:bCs/>
+          <w:sz w:val="20"/>
+          <w:szCs w:val="20"/>
+        </w:rPr>
+        <w:lastRenderedPageBreak/>
+        <w:t>Contributed to the development and maintenance of enterprise applications supporting the Welsh Water project.</w:t>
+      </w:r>
+    </w:p>
+    <w:p>
+      <w:pPr>
+        <w:spacing w:after="0"/>
+        <w:rPr>
+          <w:b/>
+          <w:bCs/>
+          <w:sz w:val="20"/>
+          <w:szCs w:val="20"/>
+        </w:rPr>
+      </w:pPr>
+      <w:r>
+        <w:rPr>
+          <w:b/>
+          <w:bCs/>
+          <w:sz w:val="20"/>
+          <w:szCs w:val="20"/>
+        </w:rPr>
+        <w:t>Responsibilities</w:t>
+      </w:r>
+    </w:p>
+    <w:p>
+      <w:pPr>
+        <w:numPr>
+          <w:ilvl w:val="0"/>
+          <w:numId w:val="11"/>
+        </w:numPr>
+        <w:spacing w:after="0"/>
+        <w:rPr>
+          <w:b/>
+          <w:bCs/>
+          <w:sz w:val="20"/>
+          <w:szCs w:val="20"/>
+        </w:rPr>
+      </w:pPr>
+      <w:r>
+        <w:rPr>
+          <w:b/>
+          <w:bCs/>
+          <w:sz w:val="20"/>
+          <w:szCs w:val="20"/>
+        </w:rPr>
+        <w:t>Developed and maintained enterprise applications.</w:t>
+      </w:r>
+    </w:p>
+    <w:p>
+      <w:pPr>
+        <w:numPr>
+          <w:ilvl w:val="0"/>
+          <w:numId w:val="11"/>
+        </w:numPr>
+        <w:spacing w:after="0"/>
+        <w:rPr>
+          <w:b/>
+          <w:bCs/>
+          <w:sz w:val="20"/>
+          <w:szCs w:val="20"/>
+        </w:rPr>
+      </w:pPr>
+      <w:r>
+        <w:rPr>
+          <w:b/>
+          <w:bCs/>
+          <w:sz w:val="20"/>
+          <w:szCs w:val="20"/>
+        </w:rPr>
+        <w:t>Implemented business requirements using C# and ASP.NET MVC.</w:t>
+      </w:r>
+    </w:p>
+    <w:p>
+      <w:pPr>
+        <w:numPr>
+          <w:ilvl w:val="0"/>
+          <w:numId w:val="11"/>
+        </w:numPr>
+        <w:spacing w:after="0"/>
+        <w:rPr>
+          <w:b/>
+          <w:bCs/>
+          <w:sz w:val="20"/>
+          <w:szCs w:val="20"/>
+        </w:rPr>
+      </w:pPr>
+      <w:r>
+        <w:rPr>
+          <w:b/>
+          <w:bCs/>
+          <w:sz w:val="20"/>
+          <w:szCs w:val="20"/>
+        </w:rPr>
+        <w:t>Designed and optimized SQL queries and database objects.</w:t>
+      </w:r>
+    </w:p>
+    <w:p>
+      <w:pPr>
+        <w:numPr>
+          <w:ilvl w:val="0"/>
+          <w:numId w:val="11"/>
+        </w:numPr>
+        <w:spacing w:after="0"/>
+        <w:rPr>
+          <w:b/>
+          <w:bCs/>
+          <w:sz w:val="20"/>
+          <w:szCs w:val="20"/>
+        </w:rPr>
+      </w:pPr>
+      <w:r>
+        <w:rPr>
+          <w:b/>
+          <w:bCs/>
+          <w:sz w:val="20"/>
+          <w:szCs w:val="20"/>
+        </w:rPr>
+        <w:t>Participated in debugging, issue resolution, and production support.</w:t>
+      </w:r>
+    </w:p>
+    <w:p>
+      <w:pPr>
+        <w:numPr>
+          <w:ilvl w:val="0"/>
+          <w:numId w:val="11"/>
+        </w:numPr>
+        <w:spacing w:after="0"/>
+        <w:rPr>
+          <w:b/>
+          <w:bCs/>
+          <w:sz w:val="20"/>
+          <w:szCs w:val="20"/>
+        </w:rPr>
+      </w:pPr>
+      <w:r>
+        <w:rPr>
+          <w:b/>
+          <w:bCs/>
+          <w:sz w:val="20"/>
+          <w:szCs w:val="20"/>
+        </w:rPr>
+        <w:t>Collaborated with team members to deliver application enhancements.</w:t>
+      </w:r>
+    </w:p>
+    <w:p>
+      <w:pPr>
+        <w:spacing w:after="0"/>
+        <w:rPr>
+          <w:b/>
+          <w:bCs/>
+          <w:sz w:val="20"/>
+          <w:szCs w:val="20"/>
+        </w:rPr>
+      </w:pPr>
+    </w:p>
+    <w:p>
+      <w:pPr>
+        <w:spacing w:after="0"/>
+        <w:rPr>
+          <w:b/>
+          <w:bCs/>
+          <w:sz w:val="20"/>
+          <w:szCs w:val="20"/>
+        </w:rPr>
+      </w:pPr>
+      <w:r>
+        <w:rPr>
+          <w:b/>
+          <w:bCs/>
+          <w:sz w:val="20"/>
+          <w:szCs w:val="20"/>
+        </w:rPr>
+        <w:t>Technologies</w:t>
+      </w:r>
+    </w:p>
+    <w:p>
+      <w:pPr>
+        <w:spacing w:after="0"/>
+        <w:rPr>
+          <w:b/>
+          <w:bCs/>
+          <w:sz w:val="20"/>
+          <w:szCs w:val="20"/>
+        </w:rPr>
+      </w:pPr>
+      <w:r>
+        <w:rPr>
+          <w:b/>
+          <w:bCs/>
+          <w:sz w:val="20"/>
+          <w:szCs w:val="20"/>
+        </w:rPr>
+        <w:t>C#</w:t>
+      </w:r>
+      <w:r>
+        <w:rPr>
+          <w:b/>
+          <w:bCs/>
+          <w:sz w:val="20"/>
+          <w:szCs w:val="20"/>
+        </w:rPr>
+        <w:t xml:space="preserve">, </w:t>
+      </w:r>
+      <w:r>
+        <w:rPr>
+          <w:b/>
+          <w:bCs/>
+          <w:sz w:val="20"/>
+          <w:szCs w:val="20"/>
+        </w:rPr>
+        <w:t>.NET Framework</w:t>
+      </w:r>
+      <w:r>
+        <w:rPr>
+          <w:b/>
+          <w:bCs/>
+          <w:sz w:val="20"/>
+          <w:szCs w:val="20"/>
+        </w:rPr>
+        <w:t xml:space="preserve">, </w:t>
+      </w:r>
+      <w:r>
+        <w:rPr>
+          <w:b/>
+          <w:bCs/>
+          <w:sz w:val="20"/>
+          <w:szCs w:val="20"/>
+        </w:rPr>
+        <w:t>ASP.NET MVC</w:t>
+      </w:r>
+      <w:r>
+        <w:rPr>
+          <w:b/>
+          <w:bCs/>
+          <w:sz w:val="20"/>
+          <w:szCs w:val="20"/>
+        </w:rPr>
+        <w:t xml:space="preserve">, </w:t>
+      </w:r>
+      <w:r>
+        <w:rPr>
+          <w:b/>
+          <w:bCs/>
+          <w:sz w:val="20"/>
+          <w:szCs w:val="20"/>
+        </w:rPr>
+        <w:t>VB.NET</w:t>
+      </w:r>
+      <w:r>
+        <w:rPr>
+          <w:b/>
+          <w:bCs/>
+          <w:sz w:val="20"/>
+          <w:szCs w:val="20"/>
+        </w:rPr>
+        <w:t xml:space="preserve">, </w:t>
+      </w:r>
+      <w:r>
+        <w:rPr>
+          <w:b/>
+          <w:bCs/>
+          <w:sz w:val="20"/>
+          <w:szCs w:val="20"/>
+        </w:rPr>
+        <w:t>SQL Server</w:t>
+      </w:r>
+    </w:p>
+    <w:p>
+      <w:pPr>
+        <w:spacing w:after="0"/>
+        <w:rPr>
+          <w:b/>
+          <w:bCs/>
+          <w:sz w:val="20"/>
+          <w:szCs w:val="20"/>
+        </w:rPr>
       </w:pPr>
     </w:p>
     <w:sectPr>
@@ -1996,6 +2524,453 @@
     </w:lvl>
   </w:abstractNum>
   <w:abstractNum w:abstractNumId="8" w15:restartNumberingAfterBreak="0">
+    <w:nsid w:val="6E3E04C5"/>
+    <w:multiLevelType w:val="multilevel"/>
+    <w:tmpl w:val="53BA713E"/>
+    <w:lvl w:ilvl="0">
+      <w:start w:val="1"/>
+      <w:numFmt w:val="bullet"/>
+      <w:lvlText w:val=""/>
+      <w:lvlJc w:val="left"/>
+      <w:pPr>
+        <w:tabs>
+          <w:tab w:val="num" w:pos="720"/>
+        </w:tabs>
+        <w:ind w:left="720" w:hanging="360"/>
+      </w:pPr>
+      <w:rPr>
+        <w:rFonts w:ascii="Symbol" w:hAnsi="Symbol" w:hint="default"/>
+        <w:sz w:val="20"/>
+      </w:rPr>
+    </w:lvl>
+    <w:lvl w:ilvl="1" w:tentative="1">
+      <w:start w:val="1"/>
+      <w:numFmt w:val="bullet"/>
+      <w:lvlText w:val="o"/>
+      <w:lvlJc w:val="left"/>
+      <w:pPr>
+        <w:tabs>
+          <w:tab w:val="num" w:pos="1440"/>
+        </w:tabs>
+        <w:ind w:left="1440" w:hanging="360"/>
+      </w:pPr>
+      <w:rPr>
+        <w:rFonts w:ascii="Courier New" w:hAnsi="Courier New" w:hint="default"/>
+        <w:sz w:val="20"/>
+      </w:rPr>
+    </w:lvl>
+    <w:lvl w:ilvl="2" w:tentative="1">
+      <w:start w:val="1"/>
+      <w:numFmt w:val="bullet"/>
+      <w:lvlText w:val=""/>
+      <w:lvlJc w:val="left"/>
+      <w:pPr>
+        <w:tabs>
+          <w:tab w:val="num" w:pos="2160"/>
+        </w:tabs>
+        <w:ind w:left="2160" w:hanging="360"/>
+      </w:pPr>
+      <w:rPr>
+        <w:rFonts w:ascii="Wingdings" w:hAnsi="Wingdings" w:hint="default"/>
+        <w:sz w:val="20"/>
+      </w:rPr>
+    </w:lvl>
+    <w:lvl w:ilvl="3" w:tentative="1">
+      <w:start w:val="1"/>
+      <w:numFmt w:val="bullet"/>
+      <w:lvlText w:val=""/>
+      <w:lvlJc w:val="left"/>
+      <w:pPr>
+        <w:tabs>
+          <w:tab w:val="num" w:pos="2880"/>
+        </w:tabs>
+        <w:ind w:left="2880" w:hanging="360"/>
+      </w:pPr>
+      <w:rPr>
+        <w:rFonts w:ascii="Wingdings" w:hAnsi="Wingdings" w:hint="default"/>
+        <w:sz w:val="20"/>
+      </w:rPr>
+    </w:lvl>
+    <w:lvl w:ilvl="4" w:tentative="1">
+      <w:start w:val="1"/>
+      <w:numFmt w:val="bullet"/>
+      <w:lvlText w:val=""/>
+      <w:lvlJc w:val="left"/>
+      <w:pPr>
+        <w:tabs>
+          <w:tab w:val="num" w:pos="3600"/>
+        </w:tabs>
+        <w:ind w:left="3600" w:hanging="360"/>
+      </w:pPr>
+      <w:rPr>
+        <w:rFonts w:ascii="Wingdings" w:hAnsi="Wingdings" w:hint="default"/>
+        <w:sz w:val="20"/>
+      </w:rPr>
+    </w:lvl>
+    <w:lvl w:ilvl="5" w:tentative="1">
+      <w:start w:val="1"/>
+      <w:numFmt w:val="bullet"/>
+      <w:lvlText w:val=""/>
+      <w:lvlJc w:val="left"/>
+      <w:pPr>
+        <w:tabs>
+          <w:tab w:val="num" w:pos="4320"/>
+        </w:tabs>
+        <w:ind w:left="4320" w:hanging="360"/>
+      </w:pPr>
+      <w:rPr>
+        <w:rFonts w:ascii="Wingdings" w:hAnsi="Wingdings" w:hint="default"/>
+        <w:sz w:val="20"/>
+      </w:rPr>
+    </w:lvl>
+    <w:lvl w:ilvl="6" w:tentative="1">
+      <w:start w:val="1"/>
+      <w:numFmt w:val="bullet"/>
+      <w:lvlText w:val=""/>
+      <w:lvlJc w:val="left"/>
+      <w:pPr>
+        <w:tabs>
+          <w:tab w:val="num" w:pos="5040"/>
+        </w:tabs>
+        <w:ind w:left="5040" w:hanging="360"/>
+      </w:pPr>
+      <w:rPr>
+        <w:rFonts w:ascii="Wingdings" w:hAnsi="Wingdings" w:hint="default"/>
+        <w:sz w:val="20"/>
+      </w:rPr>
+    </w:lvl>
+    <w:lvl w:ilvl="7" w:tentative="1">
+      <w:start w:val="1"/>
+      <w:numFmt w:val="bullet"/>
+      <w:lvlText w:val=""/>
+      <w:lvlJc w:val="left"/>
+      <w:pPr>
+        <w:tabs>
+          <w:tab w:val="num" w:pos="5760"/>
+        </w:tabs>
+        <w:ind w:left="5760" w:hanging="360"/>
+      </w:pPr>
+      <w:rPr>
+        <w:rFonts w:ascii="Wingdings" w:hAnsi="Wingdings" w:hint="default"/>
+        <w:sz w:val="20"/>
+      </w:rPr>
+    </w:lvl>
+    <w:lvl w:ilvl="8" w:tentative="1">
+      <w:start w:val="1"/>
+      <w:numFmt w:val="bullet"/>
+      <w:lvlText w:val=""/>
+      <w:lvlJc w:val="left"/>
+      <w:pPr>
+        <w:tabs>
+          <w:tab w:val="num" w:pos="6480"/>
+        </w:tabs>
+        <w:ind w:left="6480" w:hanging="360"/>
+      </w:pPr>
+      <w:rPr>
+        <w:rFonts w:ascii="Wingdings" w:hAnsi="Wingdings" w:hint="default"/>
+        <w:sz w:val="20"/>
+      </w:rPr>
+    </w:lvl>
+  </w:abstractNum>
+  <w:abstractNum w:abstractNumId="9" w15:restartNumberingAfterBreak="0">
+    <w:nsid w:val="6F6E1110"/>
+    <w:multiLevelType w:val="multilevel"/>
+    <w:tmpl w:val="937A4BBE"/>
+    <w:lvl w:ilvl="0">
+      <w:start w:val="1"/>
+      <w:numFmt w:val="bullet"/>
+      <w:lvlText w:val=""/>
+      <w:lvlJc w:val="left"/>
+      <w:pPr>
+        <w:tabs>
+          <w:tab w:val="num" w:pos="720"/>
+        </w:tabs>
+        <w:ind w:left="720" w:hanging="360"/>
+      </w:pPr>
+      <w:rPr>
+        <w:rFonts w:ascii="Symbol" w:hAnsi="Symbol" w:hint="default"/>
+        <w:sz w:val="20"/>
+      </w:rPr>
+    </w:lvl>
+    <w:lvl w:ilvl="1" w:tentative="1">
+      <w:start w:val="1"/>
+      <w:numFmt w:val="bullet"/>
+      <w:lvlText w:val="o"/>
+      <w:lvlJc w:val="left"/>
+      <w:pPr>
+        <w:tabs>
+          <w:tab w:val="num" w:pos="1440"/>
+        </w:tabs>
+        <w:ind w:left="1440" w:hanging="360"/>
+      </w:pPr>
+      <w:rPr>
+        <w:rFonts w:ascii="Courier New" w:hAnsi="Courier New" w:hint="default"/>
+        <w:sz w:val="20"/>
+      </w:rPr>
+    </w:lvl>
+    <w:lvl w:ilvl="2" w:tentative="1">
+      <w:start w:val="1"/>
+      <w:numFmt w:val="bullet"/>
+      <w:lvlText w:val=""/>
+      <w:lvlJc w:val="left"/>
+      <w:pPr>
+        <w:tabs>
+          <w:tab w:val="num" w:pos="2160"/>
+        </w:tabs>
+        <w:ind w:left="2160" w:hanging="360"/>
+      </w:pPr>
+      <w:rPr>
+        <w:rFonts w:ascii="Wingdings" w:hAnsi="Wingdings" w:hint="default"/>
+        <w:sz w:val="20"/>
+      </w:rPr>
+    </w:lvl>
+    <w:lvl w:ilvl="3" w:tentative="1">
+      <w:start w:val="1"/>
+      <w:numFmt w:val="bullet"/>
+      <w:lvlText w:val=""/>
+      <w:lvlJc w:val="left"/>
+      <w:pPr>
+        <w:tabs>
+          <w:tab w:val="num" w:pos="2880"/>
+        </w:tabs>
+        <w:ind w:left="2880" w:hanging="360"/>
+      </w:pPr>
+      <w:rPr>
+        <w:rFonts w:ascii="Wingdings" w:hAnsi="Wingdings" w:hint="default"/>
+        <w:sz w:val="20"/>
+      </w:rPr>
+    </w:lvl>
+    <w:lvl w:ilvl="4" w:tentative="1">
+      <w:start w:val="1"/>
+      <w:numFmt w:val="bullet"/>
+      <w:lvlText w:val=""/>
+      <w:lvlJc w:val="left"/>
+      <w:pPr>
+        <w:tabs>
+          <w:tab w:val="num" w:pos="3600"/>
+        </w:tabs>
+        <w:ind w:left="3600" w:hanging="360"/>
+      </w:pPr>
+      <w:rPr>
+        <w:rFonts w:ascii="Wingdings" w:hAnsi="Wingdings" w:hint="default"/>
+        <w:sz w:val="20"/>
+      </w:rPr>
+    </w:lvl>
+    <w:lvl w:ilvl="5" w:tentative="1">
+      <w:start w:val="1"/>
+      <w:numFmt w:val="bullet"/>
+      <w:lvlText w:val=""/>
+      <w:lvlJc w:val="left"/>
+      <w:pPr>
+        <w:tabs>
+          <w:tab w:val="num" w:pos="4320"/>
+        </w:tabs>
+        <w:ind w:left="4320" w:hanging="360"/>
+      </w:pPr>
+      <w:rPr>
+        <w:rFonts w:ascii="Wingdings" w:hAnsi="Wingdings" w:hint="default"/>
+        <w:sz w:val="20"/>
+      </w:rPr>
+    </w:lvl>
+    <w:lvl w:ilvl="6" w:tentative="1">
+      <w:start w:val="1"/>
+      <w:numFmt w:val="bullet"/>
+      <w:lvlText w:val=""/>
+      <w:lvlJc w:val="left"/>
+      <w:pPr>
+        <w:tabs>
+          <w:tab w:val="num" w:pos="5040"/>
+        </w:tabs>
+        <w:ind w:left="5040" w:hanging="360"/>
+      </w:pPr>
+      <w:rPr>
+        <w:rFonts w:ascii="Wingdings" w:hAnsi="Wingdings" w:hint="default"/>
+        <w:sz w:val="20"/>
+      </w:rPr>
+    </w:lvl>
+    <w:lvl w:ilvl="7" w:tentative="1">
+      <w:start w:val="1"/>
+      <w:numFmt w:val="bullet"/>
+      <w:lvlText w:val=""/>
+      <w:lvlJc w:val="left"/>
+      <w:pPr>
+        <w:tabs>
+          <w:tab w:val="num" w:pos="5760"/>
+        </w:tabs>
+        <w:ind w:left="5760" w:hanging="360"/>
+      </w:pPr>
+      <w:rPr>
+        <w:rFonts w:ascii="Wingdings" w:hAnsi="Wingdings" w:hint="default"/>
+        <w:sz w:val="20"/>
+      </w:rPr>
+    </w:lvl>
+    <w:lvl w:ilvl="8" w:tentative="1">
+      <w:start w:val="1"/>
+      <w:numFmt w:val="bullet"/>
+      <w:lvlText w:val=""/>
+      <w:lvlJc w:val="left"/>
+      <w:pPr>
+        <w:tabs>
+          <w:tab w:val="num" w:pos="6480"/>
+        </w:tabs>
+        <w:ind w:left="6480" w:hanging="360"/>
+      </w:pPr>
+      <w:rPr>
+        <w:rFonts w:ascii="Wingdings" w:hAnsi="Wingdings" w:hint="default"/>
+        <w:sz w:val="20"/>
+      </w:rPr>
+    </w:lvl>
+  </w:abstractNum>
+  <w:abstractNum w:abstractNumId="10" w15:restartNumberingAfterBreak="0">
+    <w:nsid w:val="7B7A4CC6"/>
+    <w:multiLevelType w:val="multilevel"/>
+    <w:tmpl w:val="FC2E1CC2"/>
+    <w:lvl w:ilvl="0">
+      <w:start w:val="1"/>
+      <w:numFmt w:val="bullet"/>
+      <w:lvlText w:val=""/>
+      <w:lvlJc w:val="left"/>
+      <w:pPr>
+        <w:tabs>
+          <w:tab w:val="num" w:pos="720"/>
+        </w:tabs>
+        <w:ind w:left="720" w:hanging="360"/>
+      </w:pPr>
+      <w:rPr>
+        <w:rFonts w:ascii="Symbol" w:hAnsi="Symbol" w:hint="default"/>
+        <w:sz w:val="20"/>
+      </w:rPr>
+    </w:lvl>
+    <w:lvl w:ilvl="1" w:tentative="1">
+      <w:start w:val="1"/>
+      <w:numFmt w:val="bullet"/>
+      <w:lvlText w:val="o"/>
+      <w:lvlJc w:val="left"/>
+      <w:pPr>
+        <w:tabs>
+          <w:tab w:val="num" w:pos="1440"/>
+        </w:tabs>
+        <w:ind w:left="1440" w:hanging="360"/>
+      </w:pPr>
+      <w:rPr>
+        <w:rFonts w:ascii="Courier New" w:hAnsi="Courier New" w:hint="default"/>
+        <w:sz w:val="20"/>
+      </w:rPr>
+    </w:lvl>
+    <w:lvl w:ilvl="2" w:tentative="1">
+      <w:start w:val="1"/>
+      <w:numFmt w:val="bullet"/>
+      <w:lvlText w:val=""/>
+      <w:lvlJc w:val="left"/>
+      <w:pPr>
+        <w:tabs>
+          <w:tab w:val="num" w:pos="2160"/>
+        </w:tabs>
+        <w:ind w:left="2160" w:hanging="360"/>
+      </w:pPr>
+      <w:rPr>
+        <w:rFonts w:ascii="Wingdings" w:hAnsi="Wingdings" w:hint="default"/>
+        <w:sz w:val="20"/>
+      </w:rPr>
+    </w:lvl>
+    <w:lvl w:ilvl="3" w:tentative="1">
+      <w:start w:val="1"/>
+      <w:numFmt w:val="bullet"/>
+      <w:lvlText w:val=""/>
+      <w:lvlJc w:val="left"/>
+      <w:pPr>
+        <w:tabs>
+          <w:tab w:val="num" w:pos="2880"/>
+        </w:tabs>
+        <w:ind w:left="2880" w:hanging="360"/>
+      </w:pPr>
+      <w:rPr>
+        <w:rFonts w:ascii="Wingdings" w:hAnsi="Wingdings" w:hint="default"/>
+        <w:sz w:val="20"/>
+      </w:rPr>
+    </w:lvl>
+    <w:lvl w:ilvl="4" w:tentative="1">
+      <w:start w:val="1"/>
+      <w:numFmt w:val="bullet"/>
+      <w:lvlText w:val=""/>
+      <w:lvlJc w:val="left"/>
+      <w:pPr>
+        <w:tabs>
+          <w:tab w:val="num" w:pos="3600"/>
+        </w:tabs>
+        <w:ind w:left="3600" w:hanging="360"/>
+      </w:pPr>
+      <w:rPr>
+        <w:rFonts w:ascii="Wingdings" w:hAnsi="Wingdings" w:hint="default"/>
+        <w:sz w:val="20"/>
+      </w:rPr>
+    </w:lvl>
+    <w:lvl w:ilvl="5" w:tentative="1">
+      <w:start w:val="1"/>
+      <w:numFmt w:val="bullet"/>
+      <w:lvlText w:val=""/>
+      <w:lvlJc w:val="left"/>
+      <w:pPr>
+        <w:tabs>
+          <w:tab w:val="num" w:pos="4320"/>
+        </w:tabs>
+        <w:ind w:left="4320" w:hanging="360"/>
+      </w:pPr>
+      <w:rPr>
+        <w:rFonts w:ascii="Wingdings" w:hAnsi="Wingdings" w:hint="default"/>
+        <w:sz w:val="20"/>
+      </w:rPr>
+    </w:lvl>
+    <w:lvl w:ilvl="6" w:tentative="1">
+      <w:start w:val="1"/>
+      <w:numFmt w:val="bullet"/>
+      <w:lvlText w:val=""/>
+      <w:lvlJc w:val="left"/>
+      <w:pPr>
+        <w:tabs>
+          <w:tab w:val="num" w:pos="5040"/>
+        </w:tabs>
+        <w:ind w:left="5040" w:hanging="360"/>
+      </w:pPr>
+      <w:rPr>
+        <w:rFonts w:ascii="Wingdings" w:hAnsi="Wingdings" w:hint="default"/>
+        <w:sz w:val="20"/>
+      </w:rPr>
+    </w:lvl>
+    <w:lvl w:ilvl="7" w:tentative="1">
+      <w:start w:val="1"/>
+      <w:numFmt w:val="bullet"/>
+      <w:lvlText w:val=""/>
+      <w:lvlJc w:val="left"/>
+      <w:pPr>
+        <w:tabs>
+          <w:tab w:val="num" w:pos="5760"/>
+        </w:tabs>
+        <w:ind w:left="5760" w:hanging="360"/>
+      </w:pPr>
+      <w:rPr>
+        <w:rFonts w:ascii="Wingdings" w:hAnsi="Wingdings" w:hint="default"/>
+        <w:sz w:val="20"/>
+      </w:rPr>
+    </w:lvl>
+    <w:lvl w:ilvl="8" w:tentative="1">
+      <w:start w:val="1"/>
+      <w:numFmt w:val="bullet"/>
+      <w:lvlText w:val=""/>
+      <w:lvlJc w:val="left"/>
+      <w:pPr>
+        <w:tabs>
+          <w:tab w:val="num" w:pos="6480"/>
+        </w:tabs>
+        <w:ind w:left="6480" w:hanging="360"/>
+      </w:pPr>
+      <w:rPr>
+        <w:rFonts w:ascii="Wingdings" w:hAnsi="Wingdings" w:hint="default"/>
+        <w:sz w:val="20"/>
+      </w:rPr>
+    </w:lvl>
+  </w:abstractNum>
+  <w:abstractNum w:abstractNumId="11" w15:restartNumberingAfterBreak="0">
     <w:nsid w:val="7EF12D81"/>
     <w:multiLevelType w:val="multilevel"/>
     <w:tmpl w:val="B3E4D6E2"/>
@@ -2154,7 +3129,7 @@
     <w:abstractNumId w:val="3"/>
   </w:num>
   <w:num w:numId="4" w16cid:durableId="437799459">
-    <w:abstractNumId w:val="8"/>
+    <w:abstractNumId w:val="11"/>
   </w:num>
   <w:num w:numId="5" w16cid:durableId="1926181834">
     <w:abstractNumId w:val="6"/>
@@ -2170,6 +3145,15 @@
   </w:num>
   <w:num w:numId="9" w16cid:durableId="925458513">
     <w:abstractNumId w:val="7"/>
+  </w:num>
+  <w:num w:numId="10" w16cid:durableId="402530071">
+    <w:abstractNumId w:val="9"/>
+  </w:num>
+  <w:num w:numId="11" w16cid:durableId="1987081827">
+    <w:abstractNumId w:val="8"/>
+  </w:num>
+  <w:num w:numId="12" w16cid:durableId="1333217055">
+    <w:abstractNumId w:val="10"/>
   </w:num>
 </w:numbering>
 </file>
